--- a/Unit2_Smart_Library_Documentation__.docx
+++ b/Unit2_Smart_Library_Documentation__.docx
@@ -94,7 +94,21 @@
         <w:rPr>
           <w:b/>
         </w:rPr>
-        <w:t>FY B.Tech AI/ML</w:t>
+        <w:t xml:space="preserve">FY </w:t>
+      </w:r>
+      <w:proofErr w:type="spellStart"/>
+      <w:r>
+        <w:rPr>
+          <w:b/>
+        </w:rPr>
+        <w:t>B.Tech</w:t>
+      </w:r>
+      <w:proofErr w:type="spellEnd"/>
+      <w:r>
+        <w:rPr>
+          <w:b/>
+        </w:rPr>
+        <w:t xml:space="preserve"> AI/ML</w:t>
       </w:r>
       <w:r>
         <w:rPr>
@@ -874,15 +888,40 @@
           <w:sz w:val="18"/>
         </w:rPr>
         <w:br/>
-        <w:t>READ book_id</w:t>
-      </w:r>
+        <w:t xml:space="preserve">READ </w:t>
+      </w:r>
+      <w:proofErr w:type="spellStart"/>
+      <w:r>
+        <w:rPr>
+          <w:rFonts w:ascii="Courier New" w:hAnsi="Courier New"/>
+          <w:sz w:val="18"/>
+        </w:rPr>
+        <w:t>book_id</w:t>
+      </w:r>
+      <w:proofErr w:type="spellEnd"/>
       <w:r>
         <w:rPr>
           <w:rFonts w:ascii="Courier New" w:hAnsi="Courier New"/>
           <w:sz w:val="18"/>
         </w:rPr>
         <w:br/>
-        <w:t>IF book_id exists THEN</w:t>
+        <w:t xml:space="preserve">IF </w:t>
+      </w:r>
+      <w:proofErr w:type="spellStart"/>
+      <w:r>
+        <w:rPr>
+          <w:rFonts w:ascii="Courier New" w:hAnsi="Courier New"/>
+          <w:sz w:val="18"/>
+        </w:rPr>
+        <w:t>book_id</w:t>
+      </w:r>
+      <w:proofErr w:type="spellEnd"/>
+      <w:r>
+        <w:rPr>
+          <w:rFonts w:ascii="Courier New" w:hAnsi="Courier New"/>
+          <w:sz w:val="18"/>
+        </w:rPr>
+        <w:t xml:space="preserve"> exists THEN</w:t>
       </w:r>
       <w:r>
         <w:rPr>
@@ -890,8 +929,33 @@
           <w:sz w:val="18"/>
         </w:rPr>
         <w:br/>
-        <w:t xml:space="preserve">    READ field_to_update and new_value</w:t>
-      </w:r>
+        <w:t xml:space="preserve">    READ </w:t>
+      </w:r>
+      <w:proofErr w:type="spellStart"/>
+      <w:r>
+        <w:rPr>
+          <w:rFonts w:ascii="Courier New" w:hAnsi="Courier New"/>
+          <w:sz w:val="18"/>
+        </w:rPr>
+        <w:t>field_to_update</w:t>
+      </w:r>
+      <w:proofErr w:type="spellEnd"/>
+      <w:r>
+        <w:rPr>
+          <w:rFonts w:ascii="Courier New" w:hAnsi="Courier New"/>
+          <w:sz w:val="18"/>
+        </w:rPr>
+        <w:t xml:space="preserve"> and </w:t>
+      </w:r>
+      <w:proofErr w:type="spellStart"/>
+      <w:r>
+        <w:rPr>
+          <w:rFonts w:ascii="Courier New" w:hAnsi="Courier New"/>
+          <w:sz w:val="18"/>
+        </w:rPr>
+        <w:t>new_value</w:t>
+      </w:r>
+      <w:proofErr w:type="spellEnd"/>
       <w:r>
         <w:rPr>
           <w:rFonts w:ascii="Courier New" w:hAnsi="Courier New"/>
@@ -955,8 +1019,17 @@
           <w:sz w:val="18"/>
         </w:rPr>
         <w:br/>
-        <w:t>CREATE empty list all_categories</w:t>
-      </w:r>
+        <w:t xml:space="preserve">CREATE empty list </w:t>
+      </w:r>
+      <w:proofErr w:type="spellStart"/>
+      <w:r>
+        <w:rPr>
+          <w:rFonts w:ascii="Courier New" w:hAnsi="Courier New"/>
+          <w:sz w:val="18"/>
+        </w:rPr>
+        <w:t>all_categories</w:t>
+      </w:r>
+      <w:proofErr w:type="spellEnd"/>
       <w:r>
         <w:rPr>
           <w:rFonts w:ascii="Courier New" w:hAnsi="Courier New"/>
@@ -971,15 +1044,56 @@
           <w:sz w:val="18"/>
         </w:rPr>
         <w:br/>
-        <w:t xml:space="preserve">    APPEND book category TO all_categories</w:t>
-      </w:r>
+        <w:t xml:space="preserve">    APPEND book category TO </w:t>
+      </w:r>
+      <w:proofErr w:type="spellStart"/>
+      <w:r>
+        <w:rPr>
+          <w:rFonts w:ascii="Courier New" w:hAnsi="Courier New"/>
+          <w:sz w:val="18"/>
+        </w:rPr>
+        <w:t>all_categories</w:t>
+      </w:r>
+      <w:proofErr w:type="spellEnd"/>
       <w:r>
         <w:rPr>
           <w:rFonts w:ascii="Courier New" w:hAnsi="Courier New"/>
           <w:sz w:val="18"/>
         </w:rPr>
         <w:br/>
-        <w:t>SET unique_categories = SET(all_categories)</w:t>
+        <w:t xml:space="preserve">SET </w:t>
+      </w:r>
+      <w:proofErr w:type="spellStart"/>
+      <w:r>
+        <w:rPr>
+          <w:rFonts w:ascii="Courier New" w:hAnsi="Courier New"/>
+          <w:sz w:val="18"/>
+        </w:rPr>
+        <w:t>unique_categories</w:t>
+      </w:r>
+      <w:proofErr w:type="spellEnd"/>
+      <w:r>
+        <w:rPr>
+          <w:rFonts w:ascii="Courier New" w:hAnsi="Courier New"/>
+          <w:sz w:val="18"/>
+        </w:rPr>
+        <w:t xml:space="preserve"> = SET(</w:t>
+      </w:r>
+      <w:proofErr w:type="spellStart"/>
+      <w:r>
+        <w:rPr>
+          <w:rFonts w:ascii="Courier New" w:hAnsi="Courier New"/>
+          <w:sz w:val="18"/>
+        </w:rPr>
+        <w:t>all_categories</w:t>
+      </w:r>
+      <w:proofErr w:type="spellEnd"/>
+      <w:r>
+        <w:rPr>
+          <w:rFonts w:ascii="Courier New" w:hAnsi="Courier New"/>
+          <w:sz w:val="18"/>
+        </w:rPr>
+        <w:t>)</w:t>
       </w:r>
       <w:r>
         <w:rPr>
@@ -987,8 +1101,17 @@
           <w:sz w:val="18"/>
         </w:rPr>
         <w:br/>
-        <w:t>DISPLAY unique_categories</w:t>
-      </w:r>
+        <w:t xml:space="preserve">DISPLAY </w:t>
+      </w:r>
+      <w:proofErr w:type="spellStart"/>
+      <w:r>
+        <w:rPr>
+          <w:rFonts w:ascii="Courier New" w:hAnsi="Courier New"/>
+          <w:sz w:val="18"/>
+        </w:rPr>
+        <w:t>unique_categories</w:t>
+      </w:r>
+      <w:proofErr w:type="spellEnd"/>
       <w:r>
         <w:rPr>
           <w:rFonts w:ascii="Courier New" w:hAnsi="Courier New"/>
@@ -1092,8 +1215,17 @@
           <w:sz w:val="18"/>
         </w:rPr>
         <w:br/>
-        <w:t>READ author_name</w:t>
-      </w:r>
+        <w:t xml:space="preserve">READ </w:t>
+      </w:r>
+      <w:proofErr w:type="spellStart"/>
+      <w:r>
+        <w:rPr>
+          <w:rFonts w:ascii="Courier New" w:hAnsi="Courier New"/>
+          <w:sz w:val="18"/>
+        </w:rPr>
+        <w:t>author_name</w:t>
+      </w:r>
+      <w:proofErr w:type="spellEnd"/>
       <w:r>
         <w:rPr>
           <w:rFonts w:ascii="Courier New" w:hAnsi="Courier New"/>
@@ -1998,6 +2130,11 @@
       </w:pPr>
       <w:r>
         <w:t>14. GitHub Repository</w:t>
+      </w:r>
+    </w:p>
+    <w:p>
+      <w:r>
+        <w:t>https://github.com/shital456jadhav-spec/Smart_Library_Management_System_Unit2.git</w:t>
       </w:r>
     </w:p>
     <w:p>
